--- a/estrutura de dados lara gabry.docx
+++ b/estrutura de dados lara gabry.docx
@@ -1766,10 +1766,7 @@
     </w:p>
     <w:p>
       <w:pPr>
-        <w:numPr>
-          <w:ilvl w:val="1"/>
-          <w:numId w:val="24"/>
-        </w:numPr>
+        <w:ind w:left="372" w:firstLine="708"/>
         <w:rPr>
           <w:rFonts w:ascii="Times New Roman" w:hAnsi="Times New Roman" w:cs="Times New Roman"/>
           <w:b/>
@@ -1787,10 +1784,7 @@
     </w:p>
     <w:p>
       <w:pPr>
-        <w:numPr>
-          <w:ilvl w:val="1"/>
-          <w:numId w:val="24"/>
-        </w:numPr>
+        <w:ind w:left="720" w:firstLine="360"/>
         <w:rPr>
           <w:rFonts w:ascii="Times New Roman" w:hAnsi="Times New Roman" w:cs="Times New Roman"/>
           <w:b/>
@@ -1808,10 +1802,7 @@
     </w:p>
     <w:p>
       <w:pPr>
-        <w:numPr>
-          <w:ilvl w:val="1"/>
-          <w:numId w:val="24"/>
-        </w:numPr>
+        <w:ind w:left="1080"/>
         <w:rPr>
           <w:rFonts w:ascii="Times New Roman" w:hAnsi="Times New Roman" w:cs="Times New Roman"/>
           <w:b/>
@@ -1868,10 +1859,7 @@
     </w:p>
     <w:p>
       <w:pPr>
-        <w:numPr>
-          <w:ilvl w:val="1"/>
-          <w:numId w:val="24"/>
-        </w:numPr>
+        <w:ind w:left="1068"/>
         <w:rPr>
           <w:rFonts w:ascii="Times New Roman" w:hAnsi="Times New Roman" w:cs="Times New Roman"/>
           <w:b/>
@@ -1907,10 +1895,7 @@
     </w:p>
     <w:p>
       <w:pPr>
-        <w:numPr>
-          <w:ilvl w:val="1"/>
-          <w:numId w:val="24"/>
-        </w:numPr>
+        <w:ind w:left="1068"/>
         <w:rPr>
           <w:rFonts w:ascii="Times New Roman" w:hAnsi="Times New Roman" w:cs="Times New Roman"/>
           <w:b/>
@@ -1967,10 +1952,7 @@
     </w:p>
     <w:p>
       <w:pPr>
-        <w:numPr>
-          <w:ilvl w:val="1"/>
-          <w:numId w:val="24"/>
-        </w:numPr>
+        <w:ind w:left="1068"/>
         <w:rPr>
           <w:rFonts w:ascii="Times New Roman" w:hAnsi="Times New Roman" w:cs="Times New Roman"/>
           <w:b/>
@@ -2006,10 +1988,7 @@
     </w:p>
     <w:p>
       <w:pPr>
-        <w:numPr>
-          <w:ilvl w:val="1"/>
-          <w:numId w:val="24"/>
-        </w:numPr>
+        <w:ind w:left="1068"/>
         <w:rPr>
           <w:rFonts w:ascii="Times New Roman" w:hAnsi="Times New Roman" w:cs="Times New Roman"/>
           <w:b/>
@@ -3401,7 +3380,23 @@
           <w:b/>
           <w:bCs/>
         </w:rPr>
-        <w:t>Query 1 — Ocupação por zona</w:t>
+        <w:t xml:space="preserve">Query 1 </w:t>
+      </w:r>
+      <w:r>
+        <w:rPr>
+          <w:rFonts w:ascii="Times New Roman" w:hAnsi="Times New Roman" w:cs="Times New Roman"/>
+          <w:b/>
+          <w:bCs/>
+        </w:rPr>
+        <w:t>—</w:t>
+      </w:r>
+      <w:r>
+        <w:rPr>
+          <w:rFonts w:ascii="Times New Roman" w:hAnsi="Times New Roman" w:cs="Times New Roman"/>
+          <w:b/>
+          <w:bCs/>
+        </w:rPr>
+        <w:t xml:space="preserve"> Ocupação por zona</w:t>
       </w:r>
     </w:p>
     <w:p>
@@ -3422,15 +3417,15 @@
           <w:b/>
           <w:bCs/>
         </w:rPr>
-        <w:t xml:space="preserve">Percorre todos os eventos → </w:t>
-      </w:r>
-      <w:r>
-        <w:rPr>
-          <w:rFonts w:ascii="Times New Roman" w:hAnsi="Times New Roman" w:cs="Times New Roman"/>
-          <w:b/>
-          <w:bCs/>
-        </w:rPr>
-        <w:tab/>
+        <w:t xml:space="preserve">Percorre todos os eventos </w:t>
+      </w:r>
+      <w:r>
+        <w:rPr>
+          <w:rFonts w:ascii="Times New Roman" w:hAnsi="Times New Roman" w:cs="Times New Roman"/>
+          <w:b/>
+          <w:bCs/>
+        </w:rPr>
+        <w:t xml:space="preserve">- </w:t>
       </w:r>
       <w:r>
         <w:rPr>
@@ -3477,7 +3472,23 @@
           <w:b/>
           <w:bCs/>
         </w:rPr>
-        <w:t xml:space="preserve"> → </w:t>
+        <w:t xml:space="preserve"> </w:t>
+      </w:r>
+      <w:r>
+        <w:rPr>
+          <w:rFonts w:ascii="Times New Roman" w:hAnsi="Times New Roman" w:cs="Times New Roman"/>
+          <w:b/>
+          <w:bCs/>
+        </w:rPr>
+        <w:t>-</w:t>
+      </w:r>
+      <w:r>
+        <w:rPr>
+          <w:rFonts w:ascii="Times New Roman" w:hAnsi="Times New Roman" w:cs="Times New Roman"/>
+          <w:b/>
+          <w:bCs/>
+        </w:rPr>
+        <w:t xml:space="preserve"> </w:t>
       </w:r>
       <w:proofErr w:type="gramStart"/>
       <w:r>
@@ -3534,15 +3545,7 @@
           <w:b/>
           <w:bCs/>
         </w:rPr>
-        <w:t xml:space="preserve"> → </w:t>
-      </w:r>
-      <w:r>
-        <w:rPr>
-          <w:rFonts w:ascii="Times New Roman" w:hAnsi="Times New Roman" w:cs="Times New Roman"/>
-          <w:b/>
-          <w:bCs/>
-        </w:rPr>
-        <w:tab/>
+        <w:t xml:space="preserve"> - </w:t>
       </w:r>
       <w:proofErr w:type="gramStart"/>
       <w:r>
@@ -3770,7 +3773,23 @@
           <w:b/>
           <w:bCs/>
         </w:rPr>
-        <w:t xml:space="preserve">Filtra eventos por dia → O(n) </w:t>
+        <w:t xml:space="preserve">Filtra eventos por dia </w:t>
+      </w:r>
+      <w:r>
+        <w:rPr>
+          <w:rFonts w:ascii="Times New Roman" w:hAnsi="Times New Roman" w:cs="Times New Roman"/>
+          <w:b/>
+          <w:bCs/>
+        </w:rPr>
+        <w:t>-</w:t>
+      </w:r>
+      <w:r>
+        <w:rPr>
+          <w:rFonts w:ascii="Times New Roman" w:hAnsi="Times New Roman" w:cs="Times New Roman"/>
+          <w:b/>
+          <w:bCs/>
+        </w:rPr>
+        <w:t xml:space="preserve"> O(n) </w:t>
       </w:r>
     </w:p>
     <w:p>
@@ -3791,7 +3810,23 @@
           <w:b/>
           <w:bCs/>
         </w:rPr>
-        <w:t xml:space="preserve">Ordena eventos → </w:t>
+        <w:t xml:space="preserve">Ordena eventos </w:t>
+      </w:r>
+      <w:r>
+        <w:rPr>
+          <w:rFonts w:ascii="Times New Roman" w:hAnsi="Times New Roman" w:cs="Times New Roman"/>
+          <w:b/>
+          <w:bCs/>
+        </w:rPr>
+        <w:t>-</w:t>
+      </w:r>
+      <w:r>
+        <w:rPr>
+          <w:rFonts w:ascii="Times New Roman" w:hAnsi="Times New Roman" w:cs="Times New Roman"/>
+          <w:b/>
+          <w:bCs/>
+        </w:rPr>
+        <w:t xml:space="preserve"> </w:t>
       </w:r>
       <w:proofErr w:type="gramStart"/>
       <w:r>
@@ -3862,7 +3897,23 @@
           <w:b/>
           <w:bCs/>
         </w:rPr>
-        <w:t xml:space="preserve">Percorre acumulando → O(m) </w:t>
+        <w:t xml:space="preserve">Percorre acumulando </w:t>
+      </w:r>
+      <w:r>
+        <w:rPr>
+          <w:rFonts w:ascii="Times New Roman" w:hAnsi="Times New Roman" w:cs="Times New Roman"/>
+          <w:b/>
+          <w:bCs/>
+        </w:rPr>
+        <w:t>-</w:t>
+      </w:r>
+      <w:r>
+        <w:rPr>
+          <w:rFonts w:ascii="Times New Roman" w:hAnsi="Times New Roman" w:cs="Times New Roman"/>
+          <w:b/>
+          <w:bCs/>
+        </w:rPr>
+        <w:t xml:space="preserve"> O(m) </w:t>
       </w:r>
     </w:p>
     <w:p>
@@ -3901,7 +3952,15 @@
           <w:b/>
           <w:bCs/>
         </w:rPr>
-        <w:t xml:space="preserve"> → </w:t>
+        <w:t xml:space="preserve"> -</w:t>
+      </w:r>
+      <w:r>
+        <w:rPr>
+          <w:rFonts w:ascii="Times New Roman" w:hAnsi="Times New Roman" w:cs="Times New Roman"/>
+          <w:b/>
+          <w:bCs/>
+        </w:rPr>
+        <w:t xml:space="preserve"> </w:t>
       </w:r>
       <w:proofErr w:type="gramStart"/>
       <w:r>
@@ -4123,7 +4182,23 @@
           <w:b/>
           <w:bCs/>
         </w:rPr>
-        <w:t xml:space="preserve"> → O(n)</w:t>
+        <w:t xml:space="preserve"> </w:t>
+      </w:r>
+      <w:r>
+        <w:rPr>
+          <w:rFonts w:ascii="Times New Roman" w:hAnsi="Times New Roman" w:cs="Times New Roman"/>
+          <w:b/>
+          <w:bCs/>
+        </w:rPr>
+        <w:t>-</w:t>
+      </w:r>
+      <w:r>
+        <w:rPr>
+          <w:rFonts w:ascii="Times New Roman" w:hAnsi="Times New Roman" w:cs="Times New Roman"/>
+          <w:b/>
+          <w:bCs/>
+        </w:rPr>
+        <w:t xml:space="preserve"> O(n)</w:t>
       </w:r>
     </w:p>
     <w:p>
@@ -4162,7 +4237,23 @@
           <w:b/>
           <w:bCs/>
         </w:rPr>
-        <w:t xml:space="preserve"> → </w:t>
+        <w:t xml:space="preserve"> </w:t>
+      </w:r>
+      <w:r>
+        <w:rPr>
+          <w:rFonts w:ascii="Times New Roman" w:hAnsi="Times New Roman" w:cs="Times New Roman"/>
+          <w:b/>
+          <w:bCs/>
+        </w:rPr>
+        <w:t>-</w:t>
+      </w:r>
+      <w:r>
+        <w:rPr>
+          <w:rFonts w:ascii="Times New Roman" w:hAnsi="Times New Roman" w:cs="Times New Roman"/>
+          <w:b/>
+          <w:bCs/>
+        </w:rPr>
+        <w:t xml:space="preserve"> </w:t>
       </w:r>
       <w:proofErr w:type="gramStart"/>
       <w:r>
@@ -4394,7 +4485,23 @@
           <w:b/>
           <w:bCs/>
         </w:rPr>
-        <w:t xml:space="preserve">Ordenação global → </w:t>
+        <w:t xml:space="preserve">Ordenação global </w:t>
+      </w:r>
+      <w:r>
+        <w:rPr>
+          <w:rFonts w:ascii="Times New Roman" w:hAnsi="Times New Roman" w:cs="Times New Roman"/>
+          <w:b/>
+          <w:bCs/>
+        </w:rPr>
+        <w:t>-</w:t>
+      </w:r>
+      <w:r>
+        <w:rPr>
+          <w:rFonts w:ascii="Times New Roman" w:hAnsi="Times New Roman" w:cs="Times New Roman"/>
+          <w:b/>
+          <w:bCs/>
+        </w:rPr>
+        <w:t xml:space="preserve"> </w:t>
       </w:r>
       <w:proofErr w:type="gramStart"/>
       <w:r>
@@ -4465,7 +4572,23 @@
           <w:b/>
           <w:bCs/>
         </w:rPr>
-        <w:t>Varredura linear → O(n</w:t>
+        <w:t xml:space="preserve">Varredura linear </w:t>
+      </w:r>
+      <w:r>
+        <w:rPr>
+          <w:rFonts w:ascii="Times New Roman" w:hAnsi="Times New Roman" w:cs="Times New Roman"/>
+          <w:b/>
+          <w:bCs/>
+        </w:rPr>
+        <w:t>-</w:t>
+      </w:r>
+      <w:r>
+        <w:rPr>
+          <w:rFonts w:ascii="Times New Roman" w:hAnsi="Times New Roman" w:cs="Times New Roman"/>
+          <w:b/>
+          <w:bCs/>
+        </w:rPr>
+        <w:t xml:space="preserve"> O(n</w:t>
       </w:r>
       <w:r>
         <w:rPr>
@@ -4512,7 +4635,23 @@
           <w:b/>
           <w:bCs/>
         </w:rPr>
-        <w:t xml:space="preserve"> → </w:t>
+        <w:t xml:space="preserve"> </w:t>
+      </w:r>
+      <w:r>
+        <w:rPr>
+          <w:rFonts w:ascii="Times New Roman" w:hAnsi="Times New Roman" w:cs="Times New Roman"/>
+          <w:b/>
+          <w:bCs/>
+        </w:rPr>
+        <w:t>-</w:t>
+      </w:r>
+      <w:r>
+        <w:rPr>
+          <w:rFonts w:ascii="Times New Roman" w:hAnsi="Times New Roman" w:cs="Times New Roman"/>
+          <w:b/>
+          <w:bCs/>
+        </w:rPr>
+        <w:t xml:space="preserve"> </w:t>
       </w:r>
       <w:proofErr w:type="gramStart"/>
       <w:r>
@@ -4665,7 +4804,23 @@
           <w:b/>
           <w:bCs/>
         </w:rPr>
-        <w:t xml:space="preserve">Ordenação → </w:t>
+        <w:t xml:space="preserve">Ordenação </w:t>
+      </w:r>
+      <w:r>
+        <w:rPr>
+          <w:rFonts w:ascii="Times New Roman" w:hAnsi="Times New Roman" w:cs="Times New Roman"/>
+          <w:b/>
+          <w:bCs/>
+        </w:rPr>
+        <w:t>-</w:t>
+      </w:r>
+      <w:r>
+        <w:rPr>
+          <w:rFonts w:ascii="Times New Roman" w:hAnsi="Times New Roman" w:cs="Times New Roman"/>
+          <w:b/>
+          <w:bCs/>
+        </w:rPr>
+        <w:t xml:space="preserve"> </w:t>
       </w:r>
       <w:proofErr w:type="gramStart"/>
       <w:r>
@@ -4736,7 +4891,23 @@
           <w:b/>
           <w:bCs/>
         </w:rPr>
-        <w:t xml:space="preserve">KMP → </w:t>
+        <w:t xml:space="preserve">KMP </w:t>
+      </w:r>
+      <w:r>
+        <w:rPr>
+          <w:rFonts w:ascii="Times New Roman" w:hAnsi="Times New Roman" w:cs="Times New Roman"/>
+          <w:b/>
+          <w:bCs/>
+        </w:rPr>
+        <w:t>-</w:t>
+      </w:r>
+      <w:r>
+        <w:rPr>
+          <w:rFonts w:ascii="Times New Roman" w:hAnsi="Times New Roman" w:cs="Times New Roman"/>
+          <w:b/>
+          <w:bCs/>
+        </w:rPr>
+        <w:t xml:space="preserve"> </w:t>
       </w:r>
       <w:proofErr w:type="gramStart"/>
       <w:r>
@@ -4945,7 +5116,23 @@
           <w:b/>
           <w:bCs/>
         </w:rPr>
-        <w:t>Primeira passagem (contagem) → O(n)</w:t>
+        <w:t xml:space="preserve">Primeira passagem (contagem) </w:t>
+      </w:r>
+      <w:r>
+        <w:rPr>
+          <w:rFonts w:ascii="Times New Roman" w:hAnsi="Times New Roman" w:cs="Times New Roman"/>
+          <w:b/>
+          <w:bCs/>
+        </w:rPr>
+        <w:t>-</w:t>
+      </w:r>
+      <w:r>
+        <w:rPr>
+          <w:rFonts w:ascii="Times New Roman" w:hAnsi="Times New Roman" w:cs="Times New Roman"/>
+          <w:b/>
+          <w:bCs/>
+        </w:rPr>
+        <w:t xml:space="preserve"> O(n)</w:t>
       </w:r>
     </w:p>
     <w:p>
@@ -4966,7 +5153,23 @@
           <w:b/>
           <w:bCs/>
         </w:rPr>
-        <w:t>Agrupamento → O(n)</w:t>
+        <w:t xml:space="preserve">Agrupamento </w:t>
+      </w:r>
+      <w:r>
+        <w:rPr>
+          <w:rFonts w:ascii="Times New Roman" w:hAnsi="Times New Roman" w:cs="Times New Roman"/>
+          <w:b/>
+          <w:bCs/>
+        </w:rPr>
+        <w:t>-</w:t>
+      </w:r>
+      <w:r>
+        <w:rPr>
+          <w:rFonts w:ascii="Times New Roman" w:hAnsi="Times New Roman" w:cs="Times New Roman"/>
+          <w:b/>
+          <w:bCs/>
+        </w:rPr>
+        <w:t xml:space="preserve"> O(n)</w:t>
       </w:r>
     </w:p>
     <w:p>
@@ -4987,7 +5190,23 @@
           <w:b/>
           <w:bCs/>
         </w:rPr>
-        <w:t>Cálculo estatístico → O(n)</w:t>
+        <w:t xml:space="preserve">Cálculo estatístico </w:t>
+      </w:r>
+      <w:r>
+        <w:rPr>
+          <w:rFonts w:ascii="Times New Roman" w:hAnsi="Times New Roman" w:cs="Times New Roman"/>
+          <w:b/>
+          <w:bCs/>
+        </w:rPr>
+        <w:t>-</w:t>
+      </w:r>
+      <w:r>
+        <w:rPr>
+          <w:rFonts w:ascii="Times New Roman" w:hAnsi="Times New Roman" w:cs="Times New Roman"/>
+          <w:b/>
+          <w:bCs/>
+        </w:rPr>
+        <w:t xml:space="preserve"> O(n)</w:t>
       </w:r>
     </w:p>
     <w:p>
@@ -5008,7 +5227,23 @@
           <w:b/>
           <w:bCs/>
         </w:rPr>
-        <w:t xml:space="preserve">Ordenação final → </w:t>
+        <w:t xml:space="preserve">Ordenação final </w:t>
+      </w:r>
+      <w:r>
+        <w:rPr>
+          <w:rFonts w:ascii="Times New Roman" w:hAnsi="Times New Roman" w:cs="Times New Roman"/>
+          <w:b/>
+          <w:bCs/>
+        </w:rPr>
+        <w:t>-</w:t>
+      </w:r>
+      <w:r>
+        <w:rPr>
+          <w:rFonts w:ascii="Times New Roman" w:hAnsi="Times New Roman" w:cs="Times New Roman"/>
+          <w:b/>
+          <w:bCs/>
+        </w:rPr>
+        <w:t xml:space="preserve"> </w:t>
       </w:r>
       <w:proofErr w:type="gramStart"/>
       <w:r>
@@ -5251,10 +5486,7 @@
     </w:p>
     <w:p>
       <w:pPr>
-        <w:numPr>
-          <w:ilvl w:val="1"/>
-          <w:numId w:val="6"/>
-        </w:numPr>
+        <w:ind w:left="720" w:firstLine="360"/>
         <w:rPr>
           <w:rFonts w:ascii="Times New Roman" w:hAnsi="Times New Roman" w:cs="Times New Roman"/>
         </w:rPr>
@@ -5282,10 +5514,7 @@
     </w:p>
     <w:p>
       <w:pPr>
-        <w:numPr>
-          <w:ilvl w:val="1"/>
-          <w:numId w:val="6"/>
-        </w:numPr>
+        <w:ind w:left="720" w:firstLine="360"/>
         <w:rPr>
           <w:rFonts w:ascii="Times New Roman" w:hAnsi="Times New Roman" w:cs="Times New Roman"/>
         </w:rPr>
@@ -5325,10 +5554,7 @@
     </w:p>
     <w:p>
       <w:pPr>
-        <w:numPr>
-          <w:ilvl w:val="1"/>
-          <w:numId w:val="6"/>
-        </w:numPr>
+        <w:ind w:left="720" w:firstLine="360"/>
         <w:rPr>
           <w:rFonts w:ascii="Times New Roman" w:hAnsi="Times New Roman" w:cs="Times New Roman"/>
         </w:rPr>
@@ -5393,14 +5619,17 @@
     </w:p>
     <w:p>
       <w:pPr>
-        <w:numPr>
-          <w:ilvl w:val="1"/>
-          <w:numId w:val="6"/>
-        </w:numPr>
-        <w:rPr>
-          <w:rFonts w:ascii="Times New Roman" w:hAnsi="Times New Roman" w:cs="Times New Roman"/>
-        </w:rPr>
-      </w:pPr>
+        <w:ind w:left="720"/>
+        <w:rPr>
+          <w:rFonts w:ascii="Times New Roman" w:hAnsi="Times New Roman" w:cs="Times New Roman"/>
+        </w:rPr>
+      </w:pPr>
+      <w:r>
+        <w:rPr>
+          <w:rFonts w:ascii="Times New Roman" w:hAnsi="Times New Roman" w:cs="Times New Roman"/>
+        </w:rPr>
+        <w:t xml:space="preserve">      </w:t>
+      </w:r>
       <w:proofErr w:type="gramStart"/>
       <w:r>
         <w:rPr>
@@ -5676,10 +5905,7 @@
     </w:p>
     <w:p>
       <w:pPr>
-        <w:numPr>
-          <w:ilvl w:val="1"/>
-          <w:numId w:val="8"/>
-        </w:numPr>
+        <w:ind w:left="360" w:firstLine="348"/>
         <w:rPr>
           <w:rFonts w:ascii="Times New Roman" w:hAnsi="Times New Roman" w:cs="Times New Roman"/>
         </w:rPr>
@@ -5748,10 +5974,7 @@
     </w:p>
     <w:p>
       <w:pPr>
-        <w:numPr>
-          <w:ilvl w:val="1"/>
-          <w:numId w:val="8"/>
-        </w:numPr>
+        <w:ind w:firstLine="708"/>
         <w:rPr>
           <w:rFonts w:ascii="Times New Roman" w:hAnsi="Times New Roman" w:cs="Times New Roman"/>
         </w:rPr>
@@ -5828,10 +6051,7 @@
     </w:p>
     <w:p>
       <w:pPr>
-        <w:numPr>
-          <w:ilvl w:val="1"/>
-          <w:numId w:val="8"/>
-        </w:numPr>
+        <w:ind w:left="360" w:firstLine="348"/>
         <w:rPr>
           <w:rFonts w:ascii="Times New Roman" w:hAnsi="Times New Roman" w:cs="Times New Roman"/>
         </w:rPr>
@@ -5969,10 +6189,7 @@
     </w:p>
     <w:p>
       <w:pPr>
-        <w:numPr>
-          <w:ilvl w:val="1"/>
-          <w:numId w:val="9"/>
-        </w:numPr>
+        <w:ind w:left="360" w:firstLine="348"/>
         <w:rPr>
           <w:rFonts w:ascii="Times New Roman" w:hAnsi="Times New Roman" w:cs="Times New Roman"/>
         </w:rPr>
@@ -6014,10 +6231,7 @@
     </w:p>
     <w:p>
       <w:pPr>
-        <w:numPr>
-          <w:ilvl w:val="1"/>
-          <w:numId w:val="9"/>
-        </w:numPr>
+        <w:ind w:firstLine="708"/>
         <w:rPr>
           <w:rFonts w:ascii="Times New Roman" w:hAnsi="Times New Roman" w:cs="Times New Roman"/>
         </w:rPr>
@@ -6039,10 +6253,7 @@
     </w:p>
     <w:p>
       <w:pPr>
-        <w:numPr>
-          <w:ilvl w:val="1"/>
-          <w:numId w:val="9"/>
-        </w:numPr>
+        <w:ind w:firstLine="708"/>
         <w:rPr>
           <w:rFonts w:ascii="Times New Roman" w:hAnsi="Times New Roman" w:cs="Times New Roman"/>
         </w:rPr>
@@ -6081,10 +6292,7 @@
     </w:p>
     <w:p>
       <w:pPr>
-        <w:numPr>
-          <w:ilvl w:val="1"/>
-          <w:numId w:val="9"/>
-        </w:numPr>
+        <w:ind w:left="360" w:firstLine="348"/>
         <w:rPr>
           <w:rFonts w:ascii="Times New Roman" w:hAnsi="Times New Roman" w:cs="Times New Roman"/>
         </w:rPr>
@@ -6256,10 +6464,7 @@
     </w:p>
     <w:p>
       <w:pPr>
-        <w:numPr>
-          <w:ilvl w:val="1"/>
-          <w:numId w:val="10"/>
-        </w:numPr>
+        <w:ind w:left="732" w:firstLine="348"/>
         <w:rPr>
           <w:rFonts w:ascii="Times New Roman" w:hAnsi="Times New Roman" w:cs="Times New Roman"/>
         </w:rPr>
@@ -6311,10 +6516,7 @@
     </w:p>
     <w:p>
       <w:pPr>
-        <w:numPr>
-          <w:ilvl w:val="1"/>
-          <w:numId w:val="10"/>
-        </w:numPr>
+        <w:ind w:left="732" w:firstLine="348"/>
         <w:rPr>
           <w:rFonts w:ascii="Times New Roman" w:hAnsi="Times New Roman" w:cs="Times New Roman"/>
         </w:rPr>
@@ -6366,10 +6568,7 @@
     </w:p>
     <w:p>
       <w:pPr>
-        <w:numPr>
-          <w:ilvl w:val="1"/>
-          <w:numId w:val="10"/>
-        </w:numPr>
+        <w:ind w:left="732" w:firstLine="348"/>
         <w:rPr>
           <w:rFonts w:ascii="Times New Roman" w:hAnsi="Times New Roman" w:cs="Times New Roman"/>
         </w:rPr>
@@ -6446,14 +6645,17 @@
     </w:p>
     <w:p>
       <w:pPr>
-        <w:numPr>
-          <w:ilvl w:val="1"/>
-          <w:numId w:val="10"/>
-        </w:numPr>
-        <w:rPr>
-          <w:rFonts w:ascii="Times New Roman" w:hAnsi="Times New Roman" w:cs="Times New Roman"/>
-        </w:rPr>
-      </w:pPr>
+        <w:ind w:left="708" w:firstLine="12"/>
+        <w:rPr>
+          <w:rFonts w:ascii="Times New Roman" w:hAnsi="Times New Roman" w:cs="Times New Roman"/>
+        </w:rPr>
+      </w:pPr>
+      <w:r>
+        <w:rPr>
+          <w:rFonts w:ascii="Times New Roman" w:hAnsi="Times New Roman" w:cs="Times New Roman"/>
+        </w:rPr>
+        <w:t xml:space="preserve">      </w:t>
+      </w:r>
       <w:r>
         <w:rPr>
           <w:rFonts w:ascii="Times New Roman" w:hAnsi="Times New Roman" w:cs="Times New Roman"/>
@@ -6847,10 +7049,7 @@
     </w:p>
     <w:p>
       <w:pPr>
-        <w:numPr>
-          <w:ilvl w:val="1"/>
-          <w:numId w:val="13"/>
-        </w:numPr>
+        <w:ind w:left="720" w:firstLine="360"/>
         <w:rPr>
           <w:rFonts w:ascii="Times New Roman" w:hAnsi="Times New Roman" w:cs="Times New Roman"/>
         </w:rPr>
@@ -6878,10 +7077,7 @@
     </w:p>
     <w:p>
       <w:pPr>
-        <w:numPr>
-          <w:ilvl w:val="1"/>
-          <w:numId w:val="13"/>
-        </w:numPr>
+        <w:ind w:left="720" w:firstLine="360"/>
         <w:rPr>
           <w:rFonts w:ascii="Times New Roman" w:hAnsi="Times New Roman" w:cs="Times New Roman"/>
         </w:rPr>
@@ -6920,10 +7116,7 @@
     </w:p>
     <w:p>
       <w:pPr>
-        <w:numPr>
-          <w:ilvl w:val="1"/>
-          <w:numId w:val="13"/>
-        </w:numPr>
+        <w:ind w:left="720" w:firstLine="360"/>
         <w:rPr>
           <w:rFonts w:ascii="Times New Roman" w:hAnsi="Times New Roman" w:cs="Times New Roman"/>
         </w:rPr>
@@ -6951,10 +7144,7 @@
     </w:p>
     <w:p>
       <w:pPr>
-        <w:numPr>
-          <w:ilvl w:val="1"/>
-          <w:numId w:val="13"/>
-        </w:numPr>
+        <w:ind w:left="720" w:firstLine="360"/>
         <w:rPr>
           <w:rFonts w:ascii="Times New Roman" w:hAnsi="Times New Roman" w:cs="Times New Roman"/>
         </w:rPr>
@@ -6993,14 +7183,17 @@
     </w:p>
     <w:p>
       <w:pPr>
-        <w:numPr>
-          <w:ilvl w:val="1"/>
-          <w:numId w:val="13"/>
-        </w:numPr>
-        <w:rPr>
-          <w:rFonts w:ascii="Times New Roman" w:hAnsi="Times New Roman" w:cs="Times New Roman"/>
-        </w:rPr>
-      </w:pPr>
+        <w:ind w:left="720"/>
+        <w:rPr>
+          <w:rFonts w:ascii="Times New Roman" w:hAnsi="Times New Roman" w:cs="Times New Roman"/>
+        </w:rPr>
+      </w:pPr>
+      <w:r>
+        <w:rPr>
+          <w:rFonts w:ascii="Times New Roman" w:hAnsi="Times New Roman" w:cs="Times New Roman"/>
+        </w:rPr>
+        <w:t xml:space="preserve">      </w:t>
+      </w:r>
       <w:r>
         <w:rPr>
           <w:rFonts w:ascii="Times New Roman" w:hAnsi="Times New Roman" w:cs="Times New Roman"/>
@@ -8354,7 +8547,7 @@
         <w:rPr>
           <w:rFonts w:ascii="Times New Roman" w:hAnsi="Times New Roman" w:cs="Times New Roman"/>
         </w:rPr>
-        <w:t xml:space="preserve"> cresce rapidamente (tempo explode) </w:t>
+        <w:t xml:space="preserve"> cresce rapidamente </w:t>
       </w:r>
     </w:p>
     <w:p>
@@ -8937,7 +9130,19 @@
         <w:rPr>
           <w:rFonts w:ascii="Times New Roman" w:hAnsi="Times New Roman" w:cs="Times New Roman"/>
         </w:rPr>
-        <w:t xml:space="preserve">Muitas colisões → piora desempenho </w:t>
+        <w:t xml:space="preserve">Muitas colisões </w:t>
+      </w:r>
+      <w:r>
+        <w:rPr>
+          <w:rFonts w:ascii="Times New Roman" w:hAnsi="Times New Roman" w:cs="Times New Roman"/>
+        </w:rPr>
+        <w:t>-</w:t>
+      </w:r>
+      <w:r>
+        <w:rPr>
+          <w:rFonts w:ascii="Times New Roman" w:hAnsi="Times New Roman" w:cs="Times New Roman"/>
+        </w:rPr>
+        <w:t xml:space="preserve"> piora desempenho </w:t>
       </w:r>
     </w:p>
     <w:p>
@@ -8954,7 +9159,19 @@
         <w:rPr>
           <w:rFonts w:ascii="Times New Roman" w:hAnsi="Times New Roman" w:cs="Times New Roman"/>
         </w:rPr>
-        <w:t>Cadeias longas → aproxima de O(n)</w:t>
+        <w:t xml:space="preserve">Cadeias longas </w:t>
+      </w:r>
+      <w:r>
+        <w:rPr>
+          <w:rFonts w:ascii="Times New Roman" w:hAnsi="Times New Roman" w:cs="Times New Roman"/>
+        </w:rPr>
+        <w:t>-</w:t>
+      </w:r>
+      <w:r>
+        <w:rPr>
+          <w:rFonts w:ascii="Times New Roman" w:hAnsi="Times New Roman" w:cs="Times New Roman"/>
+        </w:rPr>
+        <w:t xml:space="preserve"> aproxima de O(n)</w:t>
       </w:r>
     </w:p>
     <w:p>
@@ -9354,7 +9571,19 @@
         <w:rPr>
           <w:rFonts w:ascii="Times New Roman" w:hAnsi="Times New Roman" w:cs="Times New Roman"/>
         </w:rPr>
-        <w:t xml:space="preserve"> → acesso extremamente rápido </w:t>
+        <w:t xml:space="preserve"> </w:t>
+      </w:r>
+      <w:r>
+        <w:rPr>
+          <w:rFonts w:ascii="Times New Roman" w:hAnsi="Times New Roman" w:cs="Times New Roman"/>
+        </w:rPr>
+        <w:t>-</w:t>
+      </w:r>
+      <w:r>
+        <w:rPr>
+          <w:rFonts w:ascii="Times New Roman" w:hAnsi="Times New Roman" w:cs="Times New Roman"/>
+        </w:rPr>
+        <w:t xml:space="preserve"> acesso extremamente rápido </w:t>
       </w:r>
     </w:p>
     <w:p>
@@ -9388,7 +9617,19 @@
         <w:rPr>
           <w:rFonts w:ascii="Times New Roman" w:hAnsi="Times New Roman" w:cs="Times New Roman"/>
         </w:rPr>
-        <w:t xml:space="preserve"> → queries eficientes </w:t>
+        <w:t xml:space="preserve"> </w:t>
+      </w:r>
+      <w:r>
+        <w:rPr>
+          <w:rFonts w:ascii="Times New Roman" w:hAnsi="Times New Roman" w:cs="Times New Roman"/>
+        </w:rPr>
+        <w:t>-</w:t>
+      </w:r>
+      <w:r>
+        <w:rPr>
+          <w:rFonts w:ascii="Times New Roman" w:hAnsi="Times New Roman" w:cs="Times New Roman"/>
+        </w:rPr>
+        <w:t xml:space="preserve"> queries eficientes </w:t>
       </w:r>
     </w:p>
     <w:p>
@@ -9426,7 +9667,19 @@
         <w:rPr>
           <w:rFonts w:ascii="Times New Roman" w:hAnsi="Times New Roman" w:cs="Times New Roman"/>
         </w:rPr>
-        <w:t xml:space="preserve"> → escalável </w:t>
+        <w:t xml:space="preserve"> </w:t>
+      </w:r>
+      <w:r>
+        <w:rPr>
+          <w:rFonts w:ascii="Times New Roman" w:hAnsi="Times New Roman" w:cs="Times New Roman"/>
+        </w:rPr>
+        <w:t>-</w:t>
+      </w:r>
+      <w:r>
+        <w:rPr>
+          <w:rFonts w:ascii="Times New Roman" w:hAnsi="Times New Roman" w:cs="Times New Roman"/>
+        </w:rPr>
+        <w:t xml:space="preserve"> escalável </w:t>
       </w:r>
     </w:p>
     <w:p>
@@ -9464,7 +9717,19 @@
         <w:rPr>
           <w:rFonts w:ascii="Times New Roman" w:hAnsi="Times New Roman" w:cs="Times New Roman"/>
         </w:rPr>
-        <w:t xml:space="preserve"> → evita ordenações desnecessárias </w:t>
+        <w:t xml:space="preserve"> </w:t>
+      </w:r>
+      <w:r>
+        <w:rPr>
+          <w:rFonts w:ascii="Times New Roman" w:hAnsi="Times New Roman" w:cs="Times New Roman"/>
+        </w:rPr>
+        <w:t>-</w:t>
+      </w:r>
+      <w:r>
+        <w:rPr>
+          <w:rFonts w:ascii="Times New Roman" w:hAnsi="Times New Roman" w:cs="Times New Roman"/>
+        </w:rPr>
+        <w:t xml:space="preserve"> evita ordenações desnecessárias </w:t>
       </w:r>
     </w:p>
     <w:p>
@@ -9484,7 +9749,19 @@
         <w:rPr>
           <w:rFonts w:ascii="Times New Roman" w:hAnsi="Times New Roman" w:cs="Times New Roman"/>
         </w:rPr>
-        <w:t xml:space="preserve">Estrutura modular → fácil manutenção </w:t>
+        <w:t xml:space="preserve">Estrutura modular </w:t>
+      </w:r>
+      <w:r>
+        <w:rPr>
+          <w:rFonts w:ascii="Times New Roman" w:hAnsi="Times New Roman" w:cs="Times New Roman"/>
+        </w:rPr>
+        <w:t>-</w:t>
+      </w:r>
+      <w:r>
+        <w:rPr>
+          <w:rFonts w:ascii="Times New Roman" w:hAnsi="Times New Roman" w:cs="Times New Roman"/>
+        </w:rPr>
+        <w:t xml:space="preserve"> fácil manutenção </w:t>
       </w:r>
     </w:p>
     <w:p>
@@ -9556,7 +9833,19 @@
         <w:rPr>
           <w:rFonts w:ascii="Times New Roman" w:hAnsi="Times New Roman" w:cs="Times New Roman"/>
         </w:rPr>
-        <w:t xml:space="preserve"> → degradação em caso de colisões </w:t>
+        <w:t xml:space="preserve"> </w:t>
+      </w:r>
+      <w:r>
+        <w:rPr>
+          <w:rFonts w:ascii="Times New Roman" w:hAnsi="Times New Roman" w:cs="Times New Roman"/>
+        </w:rPr>
+        <w:t>-</w:t>
+      </w:r>
+      <w:r>
+        <w:rPr>
+          <w:rFonts w:ascii="Times New Roman" w:hAnsi="Times New Roman" w:cs="Times New Roman"/>
+        </w:rPr>
+        <w:t xml:space="preserve"> degradação em caso de colisões </w:t>
       </w:r>
     </w:p>
     <w:p>
@@ -9750,7 +10039,19 @@
         <w:rPr>
           <w:rFonts w:ascii="Times New Roman" w:hAnsi="Times New Roman" w:cs="Times New Roman"/>
         </w:rPr>
-        <w:t xml:space="preserve">Mais índices → consultas rápidas </w:t>
+        <w:t xml:space="preserve">Mais índices </w:t>
+      </w:r>
+      <w:r>
+        <w:rPr>
+          <w:rFonts w:ascii="Times New Roman" w:hAnsi="Times New Roman" w:cs="Times New Roman"/>
+        </w:rPr>
+        <w:t>-</w:t>
+      </w:r>
+      <w:r>
+        <w:rPr>
+          <w:rFonts w:ascii="Times New Roman" w:hAnsi="Times New Roman" w:cs="Times New Roman"/>
+        </w:rPr>
+        <w:t xml:space="preserve"> consultas rápidas </w:t>
       </w:r>
     </w:p>
     <w:p>
@@ -9770,7 +10071,19 @@
         <w:rPr>
           <w:rFonts w:ascii="Times New Roman" w:hAnsi="Times New Roman" w:cs="Times New Roman"/>
         </w:rPr>
-        <w:t xml:space="preserve">Porém → maior uso de memória </w:t>
+        <w:t xml:space="preserve">Porém </w:t>
+      </w:r>
+      <w:r>
+        <w:rPr>
+          <w:rFonts w:ascii="Times New Roman" w:hAnsi="Times New Roman" w:cs="Times New Roman"/>
+        </w:rPr>
+        <w:t>-</w:t>
+      </w:r>
+      <w:r>
+        <w:rPr>
+          <w:rFonts w:ascii="Times New Roman" w:hAnsi="Times New Roman" w:cs="Times New Roman"/>
+        </w:rPr>
+        <w:t xml:space="preserve"> maior uso de memória </w:t>
       </w:r>
     </w:p>
     <w:p>
